--- a/model output/moderation_loksabha_overall_cardinality.docx
+++ b/model output/moderation_loksabha_overall_cardinality.docx
@@ -5,19 +5,18 @@
     <w:tbl>
       <w:tblPr>
         <w:tblStyle w:val="Table"/>
-        <w:tblW w:type="pct" w:w="4836"/>
+        <w:tblW w:type="pct" w:w="4847"/>
         <w:tblLayout w:type="fixed"/>
         <w:tblLook w:firstRow="1" w:lastRow="1" w:firstColumn="0" w:lastColumn="0" w:noHBand="0" w:noVBand="0" w:val="0020"/>
       </w:tblPr>
       <w:tblGrid>
-        <w:gridCol w:w="1471"/>
-        <w:gridCol w:w="1038"/>
-        <w:gridCol w:w="1038"/>
-        <w:gridCol w:w="822"/>
-        <w:gridCol w:w="908"/>
-        <w:gridCol w:w="779"/>
-        <w:gridCol w:w="779"/>
-        <w:gridCol w:w="822"/>
+        <w:gridCol w:w="1652"/>
+        <w:gridCol w:w="1166"/>
+        <w:gridCol w:w="1166"/>
+        <w:gridCol w:w="923"/>
+        <w:gridCol w:w="1020"/>
+        <w:gridCol w:w="874"/>
+        <w:gridCol w:w="874"/>
       </w:tblGrid>
       <w:tr>
         <w:trPr>
@@ -97,17 +96,6 @@
             </w:r>
           </w:p>
         </w:tc>
-        <w:tc>
-          <w:tcPr/>
-          <w:p>
-            <w:pPr>
-              <w:pStyle w:val="Compact"/>
-            </w:pPr>
-            <w:r>
-              <w:t xml:space="preserve">Overall meetings</w:t>
-            </w:r>
-          </w:p>
-        </w:tc>
       </w:tr>
       <w:tr>
         <w:tc>
@@ -128,7 +116,7 @@
               <w:pStyle w:val="Compact"/>
             </w:pPr>
             <w:r>
-              <w:t xml:space="preserve">33.538***</w:t>
+              <w:t xml:space="preserve">28.028***</w:t>
             </w:r>
           </w:p>
         </w:tc>
@@ -184,17 +172,6 @@
             </w:pPr>
             <w:r>
               <w:t xml:space="preserve">5.573***</w:t>
-            </w:r>
-          </w:p>
-        </w:tc>
-        <w:tc>
-          <w:tcPr/>
-          <w:p>
-            <w:pPr>
-              <w:pStyle w:val="Compact"/>
-            </w:pPr>
-            <w:r>
-              <w:t xml:space="preserve">5.510***</w:t>
             </w:r>
           </w:p>
         </w:tc>
@@ -215,7 +192,7 @@
               <w:pStyle w:val="Compact"/>
             </w:pPr>
             <w:r>
-              <w:t xml:space="preserve">33.538 (0.806)</w:t>
+              <w:t xml:space="preserve">28.028 (0.691)</w:t>
             </w:r>
           </w:p>
         </w:tc>
@@ -271,17 +248,6 @@
             </w:pPr>
             <w:r>
               <w:t xml:space="preserve">5.573 (0.173)</w:t>
-            </w:r>
-          </w:p>
-        </w:tc>
-        <w:tc>
-          <w:tcPr/>
-          <w:p>
-            <w:pPr>
-              <w:pStyle w:val="Compact"/>
-            </w:pPr>
-            <w:r>
-              <w:t xml:space="preserve">5.510 (0.170)</w:t>
             </w:r>
           </w:p>
         </w:tc>
@@ -305,7 +271,7 @@
               <w:pStyle w:val="Compact"/>
             </w:pPr>
             <w:r>
-              <w:t xml:space="preserve">1.434</w:t>
+              <w:t xml:space="preserve">1.389</w:t>
             </w:r>
           </w:p>
         </w:tc>
@@ -361,17 +327,6 @@
             </w:pPr>
             <w:r>
               <w:t xml:space="preserve">-0.122</w:t>
-            </w:r>
-          </w:p>
-        </w:tc>
-        <w:tc>
-          <w:tcPr/>
-          <w:p>
-            <w:pPr>
-              <w:pStyle w:val="Compact"/>
-            </w:pPr>
-            <w:r>
-              <w:t xml:space="preserve">0.045</w:t>
             </w:r>
           </w:p>
         </w:tc>
@@ -392,7 +347,7 @@
               <w:pStyle w:val="Compact"/>
             </w:pPr>
             <w:r>
-              <w:t xml:space="preserve">1.434 (1.147)</w:t>
+              <w:t xml:space="preserve">1.389 (0.984)</w:t>
             </w:r>
           </w:p>
         </w:tc>
@@ -448,17 +403,6 @@
             </w:pPr>
             <w:r>
               <w:t xml:space="preserve">-0.122 (0.246)</w:t>
-            </w:r>
-          </w:p>
-        </w:tc>
-        <w:tc>
-          <w:tcPr/>
-          <w:p>
-            <w:pPr>
-              <w:pStyle w:val="Compact"/>
-            </w:pPr>
-            <w:r>
-              <w:t xml:space="preserve">0.045 (0.242)</w:t>
             </w:r>
           </w:p>
         </w:tc>
@@ -482,7 +426,7 @@
               <w:pStyle w:val="Compact"/>
             </w:pPr>
             <w:r>
-              <w:t xml:space="preserve">-0.102</w:t>
+              <w:t xml:space="preserve">-0.168</w:t>
             </w:r>
           </w:p>
         </w:tc>
@@ -538,17 +482,6 @@
             </w:pPr>
             <w:r>
               <w:t xml:space="preserve">0.254</w:t>
-            </w:r>
-          </w:p>
-        </w:tc>
-        <w:tc>
-          <w:tcPr/>
-          <w:p>
-            <w:pPr>
-              <w:pStyle w:val="Compact"/>
-            </w:pPr>
-            <w:r>
-              <w:t xml:space="preserve">0.066</w:t>
             </w:r>
           </w:p>
         </w:tc>
@@ -569,7 +502,7 @@
               <w:pStyle w:val="Compact"/>
             </w:pPr>
             <w:r>
-              <w:t xml:space="preserve">-0.102 (1.786)</w:t>
+              <w:t xml:space="preserve">-0.168 (1.531)</w:t>
             </w:r>
           </w:p>
         </w:tc>
@@ -625,17 +558,6 @@
             </w:pPr>
             <w:r>
               <w:t xml:space="preserve">0.254 (0.382)</w:t>
-            </w:r>
-          </w:p>
-        </w:tc>
-        <w:tc>
-          <w:tcPr/>
-          <w:p>
-            <w:pPr>
-              <w:pStyle w:val="Compact"/>
-            </w:pPr>
-            <w:r>
-              <w:t xml:space="preserve">0.066 (0.376)</w:t>
             </w:r>
           </w:p>
         </w:tc>
@@ -659,7 +581,7 @@
               <w:pStyle w:val="Compact"/>
             </w:pPr>
             <w:r>
-              <w:t xml:space="preserve">-1.718</w:t>
+              <w:t xml:space="preserve">-1.371</w:t>
             </w:r>
           </w:p>
         </w:tc>
@@ -715,17 +637,6 @@
             </w:pPr>
             <w:r>
               <w:t xml:space="preserve">0.001</w:t>
-            </w:r>
-          </w:p>
-        </w:tc>
-        <w:tc>
-          <w:tcPr/>
-          <w:p>
-            <w:pPr>
-              <w:pStyle w:val="Compact"/>
-            </w:pPr>
-            <w:r>
-              <w:t xml:space="preserve">-0.346</w:t>
             </w:r>
           </w:p>
         </w:tc>
@@ -746,7 +657,7 @@
               <w:pStyle w:val="Compact"/>
             </w:pPr>
             <w:r>
-              <w:t xml:space="preserve">-1.718 (2.448)</w:t>
+              <w:t xml:space="preserve">-1.371 (2.099)</w:t>
             </w:r>
           </w:p>
         </w:tc>
@@ -802,17 +713,6 @@
             </w:pPr>
             <w:r>
               <w:t xml:space="preserve">0.001 (0.524)</w:t>
-            </w:r>
-          </w:p>
-        </w:tc>
-        <w:tc>
-          <w:tcPr/>
-          <w:p>
-            <w:pPr>
-              <w:pStyle w:val="Compact"/>
-            </w:pPr>
-            <w:r>
-              <w:t xml:space="preserve">-0.346 (0.515)</w:t>
             </w:r>
           </w:p>
         </w:tc>
@@ -895,17 +795,6 @@
             </w:r>
           </w:p>
         </w:tc>
-        <w:tc>
-          <w:tcPr/>
-          <w:p>
-            <w:pPr>
-              <w:pStyle w:val="Compact"/>
-            </w:pPr>
-            <w:r>
-              <w:t xml:space="preserve">317</w:t>
-            </w:r>
-          </w:p>
-        </w:tc>
       </w:tr>
       <w:tr>
         <w:tc>
@@ -926,7 +815,7 @@
               <w:pStyle w:val="Compact"/>
             </w:pPr>
             <w:r>
-              <w:t xml:space="preserve">0.007</w:t>
+              <w:t xml:space="preserve">0.008</w:t>
             </w:r>
           </w:p>
         </w:tc>
@@ -982,17 +871,6 @@
             </w:pPr>
             <w:r>
               <w:t xml:space="preserve">0.004</w:t>
-            </w:r>
-          </w:p>
-        </w:tc>
-        <w:tc>
-          <w:tcPr/>
-          <w:p>
-            <w:pPr>
-              <w:pStyle w:val="Compact"/>
-            </w:pPr>
-            <w:r>
-              <w:t xml:space="preserve">0.002</w:t>
             </w:r>
           </w:p>
         </w:tc>
@@ -1016,7 +894,7 @@
               <w:pStyle w:val="Compact"/>
             </w:pPr>
             <w:r>
-              <w:t xml:space="preserve">-0.003</w:t>
+              <w:t xml:space="preserve">-0.001</w:t>
             </w:r>
           </w:p>
         </w:tc>
@@ -1072,17 +950,6 @@
             </w:pPr>
             <w:r>
               <w:t xml:space="preserve">-0.006</w:t>
-            </w:r>
-          </w:p>
-        </w:tc>
-        <w:tc>
-          <w:tcPr/>
-          <w:p>
-            <w:pPr>
-              <w:pStyle w:val="Compact"/>
-            </w:pPr>
-            <w:r>
-              <w:t xml:space="preserve">-0.007</w:t>
             </w:r>
           </w:p>
         </w:tc>
@@ -1106,7 +973,7 @@
               <w:pStyle w:val="Compact"/>
             </w:pPr>
             <w:r>
-              <w:t xml:space="preserve">2299.6</w:t>
+              <w:t xml:space="preserve">2202.0</w:t>
             </w:r>
           </w:p>
         </w:tc>
@@ -1162,17 +1029,6 @@
             </w:pPr>
             <w:r>
               <w:t xml:space="preserve">1322.3</w:t>
-            </w:r>
-          </w:p>
-        </w:tc>
-        <w:tc>
-          <w:tcPr/>
-          <w:p>
-            <w:pPr>
-              <w:pStyle w:val="Compact"/>
-            </w:pPr>
-            <w:r>
-              <w:t xml:space="preserve">1311.8</w:t>
             </w:r>
           </w:p>
         </w:tc>
@@ -1196,7 +1052,7 @@
               <w:pStyle w:val="Compact"/>
             </w:pPr>
             <w:r>
-              <w:t xml:space="preserve">2318.4</w:t>
+              <w:t xml:space="preserve">2220.8</w:t>
             </w:r>
           </w:p>
         </w:tc>
@@ -1252,17 +1108,6 @@
             </w:pPr>
             <w:r>
               <w:t xml:space="preserve">1341.1</w:t>
-            </w:r>
-          </w:p>
-        </w:tc>
-        <w:tc>
-          <w:tcPr/>
-          <w:p>
-            <w:pPr>
-              <w:pStyle w:val="Compact"/>
-            </w:pPr>
-            <w:r>
-              <w:t xml:space="preserve">1330.6</w:t>
             </w:r>
           </w:p>
         </w:tc>
@@ -1286,7 +1131,7 @@
               <w:pStyle w:val="Compact"/>
             </w:pPr>
             <w:r>
-              <w:t xml:space="preserve">-1144.820</w:t>
+              <w:t xml:space="preserve">-1096.019</w:t>
             </w:r>
           </w:p>
         </w:tc>
@@ -1342,17 +1187,6 @@
             </w:pPr>
             <w:r>
               <w:t xml:space="preserve">-656.146</w:t>
-            </w:r>
-          </w:p>
-        </w:tc>
-        <w:tc>
-          <w:tcPr/>
-          <w:p>
-            <w:pPr>
-              <w:pStyle w:val="Compact"/>
-            </w:pPr>
-            <w:r>
-              <w:t xml:space="preserve">-650.903</w:t>
             </w:r>
           </w:p>
         </w:tc>
@@ -1376,7 +1210,7 @@
               <w:pStyle w:val="Compact"/>
             </w:pPr>
             <w:r>
-              <w:t xml:space="preserve">8.96</w:t>
+              <w:t xml:space="preserve">7.68</w:t>
             </w:r>
           </w:p>
         </w:tc>
@@ -1432,17 +1266,6 @@
             </w:pPr>
             <w:r>
               <w:t xml:space="preserve">1.92</w:t>
-            </w:r>
-          </w:p>
-        </w:tc>
-        <w:tc>
-          <w:tcPr/>
-          <w:p>
-            <w:pPr>
-              <w:pStyle w:val="Compact"/>
-            </w:pPr>
-            <w:r>
-              <w:t xml:space="preserve">1.89</w:t>
             </w:r>
           </w:p>
         </w:tc>
@@ -1450,7 +1273,7 @@
       <w:tr>
         <w:tc>
           <w:tcPr>
-            <w:gridSpan w:val="8"/>
+            <w:gridSpan w:val="7"/>
           </w:tcPr>
           <w:p>
             <w:pPr>

--- a/model output/moderation_loksabha_overall_cardinality.docx
+++ b/model output/moderation_loksabha_overall_cardinality.docx
@@ -116,62 +116,62 @@
               <w:pStyle w:val="Compact"/>
             </w:pPr>
             <w:r>
-              <w:t xml:space="preserve">28.028***</w:t>
-            </w:r>
-          </w:p>
-        </w:tc>
-        <w:tc>
-          <w:tcPr/>
-          <w:p>
-            <w:pPr>
-              <w:pStyle w:val="Compact"/>
-            </w:pPr>
-            <w:r>
-              <w:t xml:space="preserve">5.676***</w:t>
-            </w:r>
-          </w:p>
-        </w:tc>
-        <w:tc>
-          <w:tcPr/>
-          <w:p>
-            <w:pPr>
-              <w:pStyle w:val="Compact"/>
-            </w:pPr>
-            <w:r>
-              <w:t xml:space="preserve">5.682***</w:t>
-            </w:r>
-          </w:p>
-        </w:tc>
-        <w:tc>
-          <w:tcPr/>
-          <w:p>
-            <w:pPr>
-              <w:pStyle w:val="Compact"/>
-            </w:pPr>
-            <w:r>
-              <w:t xml:space="preserve">5.614***</w:t>
-            </w:r>
-          </w:p>
-        </w:tc>
-        <w:tc>
-          <w:tcPr/>
-          <w:p>
-            <w:pPr>
-              <w:pStyle w:val="Compact"/>
-            </w:pPr>
-            <w:r>
-              <w:t xml:space="preserve">5.483***</w:t>
-            </w:r>
-          </w:p>
-        </w:tc>
-        <w:tc>
-          <w:tcPr/>
-          <w:p>
-            <w:pPr>
-              <w:pStyle w:val="Compact"/>
-            </w:pPr>
-            <w:r>
-              <w:t xml:space="preserve">5.573***</w:t>
+              <w:t xml:space="preserve">29.038***</w:t>
+            </w:r>
+          </w:p>
+        </w:tc>
+        <w:tc>
+          <w:tcPr/>
+          <w:p>
+            <w:pPr>
+              <w:pStyle w:val="Compact"/>
+            </w:pPr>
+            <w:r>
+              <w:t xml:space="preserve">6.007***</w:t>
+            </w:r>
+          </w:p>
+        </w:tc>
+        <w:tc>
+          <w:tcPr/>
+          <w:p>
+            <w:pPr>
+              <w:pStyle w:val="Compact"/>
+            </w:pPr>
+            <w:r>
+              <w:t xml:space="preserve">5.900***</w:t>
+            </w:r>
+          </w:p>
+        </w:tc>
+        <w:tc>
+          <w:tcPr/>
+          <w:p>
+            <w:pPr>
+              <w:pStyle w:val="Compact"/>
+            </w:pPr>
+            <w:r>
+              <w:t xml:space="preserve">5.804***</w:t>
+            </w:r>
+          </w:p>
+        </w:tc>
+        <w:tc>
+          <w:tcPr/>
+          <w:p>
+            <w:pPr>
+              <w:pStyle w:val="Compact"/>
+            </w:pPr>
+            <w:r>
+              <w:t xml:space="preserve">5.644***</w:t>
+            </w:r>
+          </w:p>
+        </w:tc>
+        <w:tc>
+          <w:tcPr/>
+          <w:p>
+            <w:pPr>
+              <w:pStyle w:val="Compact"/>
+            </w:pPr>
+            <w:r>
+              <w:t xml:space="preserve">5.683***</w:t>
             </w:r>
           </w:p>
         </w:tc>
@@ -192,62 +192,62 @@
               <w:pStyle w:val="Compact"/>
             </w:pPr>
             <w:r>
-              <w:t xml:space="preserve">28.028 (0.691)</w:t>
-            </w:r>
-          </w:p>
-        </w:tc>
-        <w:tc>
-          <w:tcPr/>
-          <w:p>
-            <w:pPr>
-              <w:pStyle w:val="Compact"/>
-            </w:pPr>
-            <w:r>
-              <w:t xml:space="preserve">5.676 (0.177)</w:t>
-            </w:r>
-          </w:p>
-        </w:tc>
-        <w:tc>
-          <w:tcPr/>
-          <w:p>
-            <w:pPr>
-              <w:pStyle w:val="Compact"/>
-            </w:pPr>
-            <w:r>
-              <w:t xml:space="preserve">5.682 (0.168)</w:t>
-            </w:r>
-          </w:p>
-        </w:tc>
-        <w:tc>
-          <w:tcPr/>
-          <w:p>
-            <w:pPr>
-              <w:pStyle w:val="Compact"/>
-            </w:pPr>
-            <w:r>
-              <w:t xml:space="preserve">5.614 (0.177)</w:t>
-            </w:r>
-          </w:p>
-        </w:tc>
-        <w:tc>
-          <w:tcPr/>
-          <w:p>
-            <w:pPr>
-              <w:pStyle w:val="Compact"/>
-            </w:pPr>
-            <w:r>
-              <w:t xml:space="preserve">5.483 (0.175)</w:t>
-            </w:r>
-          </w:p>
-        </w:tc>
-        <w:tc>
-          <w:tcPr/>
-          <w:p>
-            <w:pPr>
-              <w:pStyle w:val="Compact"/>
-            </w:pPr>
-            <w:r>
-              <w:t xml:space="preserve">5.573 (0.173)</w:t>
+              <w:t xml:space="preserve">29.038 (1.082)</w:t>
+            </w:r>
+          </w:p>
+        </w:tc>
+        <w:tc>
+          <w:tcPr/>
+          <w:p>
+            <w:pPr>
+              <w:pStyle w:val="Compact"/>
+            </w:pPr>
+            <w:r>
+              <w:t xml:space="preserve">6.007 (0.250)</w:t>
+            </w:r>
+          </w:p>
+        </w:tc>
+        <w:tc>
+          <w:tcPr/>
+          <w:p>
+            <w:pPr>
+              <w:pStyle w:val="Compact"/>
+            </w:pPr>
+            <w:r>
+              <w:t xml:space="preserve">5.900 (0.250)</w:t>
+            </w:r>
+          </w:p>
+        </w:tc>
+        <w:tc>
+          <w:tcPr/>
+          <w:p>
+            <w:pPr>
+              <w:pStyle w:val="Compact"/>
+            </w:pPr>
+            <w:r>
+              <w:t xml:space="preserve">5.804 (0.253)</w:t>
+            </w:r>
+          </w:p>
+        </w:tc>
+        <w:tc>
+          <w:tcPr/>
+          <w:p>
+            <w:pPr>
+              <w:pStyle w:val="Compact"/>
+            </w:pPr>
+            <w:r>
+              <w:t xml:space="preserve">5.644 (0.249)</w:t>
+            </w:r>
+          </w:p>
+        </w:tc>
+        <w:tc>
+          <w:tcPr/>
+          <w:p>
+            <w:pPr>
+              <w:pStyle w:val="Compact"/>
+            </w:pPr>
+            <w:r>
+              <w:t xml:space="preserve">5.683 (0.246)</w:t>
             </w:r>
           </w:p>
         </w:tc>
@@ -271,62 +271,62 @@
               <w:pStyle w:val="Compact"/>
             </w:pPr>
             <w:r>
-              <w:t xml:space="preserve">1.389</w:t>
-            </w:r>
-          </w:p>
-        </w:tc>
-        <w:tc>
-          <w:tcPr/>
-          <w:p>
-            <w:pPr>
-              <w:pStyle w:val="Compact"/>
-            </w:pPr>
-            <w:r>
-              <w:t xml:space="preserve">0.588*</w:t>
-            </w:r>
-          </w:p>
-        </w:tc>
-        <w:tc>
-          <w:tcPr/>
-          <w:p>
-            <w:pPr>
-              <w:pStyle w:val="Compact"/>
-            </w:pPr>
-            <w:r>
-              <w:t xml:space="preserve">0.353</w:t>
-            </w:r>
-          </w:p>
-        </w:tc>
-        <w:tc>
-          <w:tcPr/>
-          <w:p>
-            <w:pPr>
-              <w:pStyle w:val="Compact"/>
-            </w:pPr>
-            <w:r>
-              <w:t xml:space="preserve">0.275</w:t>
-            </w:r>
-          </w:p>
-        </w:tc>
-        <w:tc>
-          <w:tcPr/>
-          <w:p>
-            <w:pPr>
-              <w:pStyle w:val="Compact"/>
-            </w:pPr>
-            <w:r>
-              <w:t xml:space="preserve">0.294</w:t>
-            </w:r>
-          </w:p>
-        </w:tc>
-        <w:tc>
-          <w:tcPr/>
-          <w:p>
-            <w:pPr>
-              <w:pStyle w:val="Compact"/>
-            </w:pPr>
-            <w:r>
-              <w:t xml:space="preserve">-0.122</w:t>
+              <w:t xml:space="preserve">0.379</w:t>
+            </w:r>
+          </w:p>
+        </w:tc>
+        <w:tc>
+          <w:tcPr/>
+          <w:p>
+            <w:pPr>
+              <w:pStyle w:val="Compact"/>
+            </w:pPr>
+            <w:r>
+              <w:t xml:space="preserve">0.258</w:t>
+            </w:r>
+          </w:p>
+        </w:tc>
+        <w:tc>
+          <w:tcPr/>
+          <w:p>
+            <w:pPr>
+              <w:pStyle w:val="Compact"/>
+            </w:pPr>
+            <w:r>
+              <w:t xml:space="preserve">0.135</w:t>
+            </w:r>
+          </w:p>
+        </w:tc>
+        <w:tc>
+          <w:tcPr/>
+          <w:p>
+            <w:pPr>
+              <w:pStyle w:val="Compact"/>
+            </w:pPr>
+            <w:r>
+              <w:t xml:space="preserve">0.086</w:t>
+            </w:r>
+          </w:p>
+        </w:tc>
+        <w:tc>
+          <w:tcPr/>
+          <w:p>
+            <w:pPr>
+              <w:pStyle w:val="Compact"/>
+            </w:pPr>
+            <w:r>
+              <w:t xml:space="preserve">0.133</w:t>
+            </w:r>
+          </w:p>
+        </w:tc>
+        <w:tc>
+          <w:tcPr/>
+          <w:p>
+            <w:pPr>
+              <w:pStyle w:val="Compact"/>
+            </w:pPr>
+            <w:r>
+              <w:t xml:space="preserve">-0.233</w:t>
             </w:r>
           </w:p>
         </w:tc>
@@ -347,62 +347,62 @@
               <w:pStyle w:val="Compact"/>
             </w:pPr>
             <w:r>
-              <w:t xml:space="preserve">1.389 (0.984)</w:t>
-            </w:r>
-          </w:p>
-        </w:tc>
-        <w:tc>
-          <w:tcPr/>
-          <w:p>
-            <w:pPr>
-              <w:pStyle w:val="Compact"/>
-            </w:pPr>
-            <w:r>
-              <w:t xml:space="preserve">0.588 (0.252)</w:t>
-            </w:r>
-          </w:p>
-        </w:tc>
-        <w:tc>
-          <w:tcPr/>
-          <w:p>
-            <w:pPr>
-              <w:pStyle w:val="Compact"/>
-            </w:pPr>
-            <w:r>
-              <w:t xml:space="preserve">0.353 (0.238)</w:t>
-            </w:r>
-          </w:p>
-        </w:tc>
-        <w:tc>
-          <w:tcPr/>
-          <w:p>
-            <w:pPr>
-              <w:pStyle w:val="Compact"/>
-            </w:pPr>
-            <w:r>
-              <w:t xml:space="preserve">0.275 (0.252)</w:t>
-            </w:r>
-          </w:p>
-        </w:tc>
-        <w:tc>
-          <w:tcPr/>
-          <w:p>
-            <w:pPr>
-              <w:pStyle w:val="Compact"/>
-            </w:pPr>
-            <w:r>
-              <w:t xml:space="preserve">0.294 (0.249)</w:t>
-            </w:r>
-          </w:p>
-        </w:tc>
-        <w:tc>
-          <w:tcPr/>
-          <w:p>
-            <w:pPr>
-              <w:pStyle w:val="Compact"/>
-            </w:pPr>
-            <w:r>
-              <w:t xml:space="preserve">-0.122 (0.246)</w:t>
+              <w:t xml:space="preserve">0.379 (1.285)</w:t>
+            </w:r>
+          </w:p>
+        </w:tc>
+        <w:tc>
+          <w:tcPr/>
+          <w:p>
+            <w:pPr>
+              <w:pStyle w:val="Compact"/>
+            </w:pPr>
+            <w:r>
+              <w:t xml:space="preserve">0.258 (0.309)</w:t>
+            </w:r>
+          </w:p>
+        </w:tc>
+        <w:tc>
+          <w:tcPr/>
+          <w:p>
+            <w:pPr>
+              <w:pStyle w:val="Compact"/>
+            </w:pPr>
+            <w:r>
+              <w:t xml:space="preserve">0.135 (0.309)</w:t>
+            </w:r>
+          </w:p>
+        </w:tc>
+        <w:tc>
+          <w:tcPr/>
+          <w:p>
+            <w:pPr>
+              <w:pStyle w:val="Compact"/>
+            </w:pPr>
+            <w:r>
+              <w:t xml:space="preserve">0.086 (0.316)</w:t>
+            </w:r>
+          </w:p>
+        </w:tc>
+        <w:tc>
+          <w:tcPr/>
+          <w:p>
+            <w:pPr>
+              <w:pStyle w:val="Compact"/>
+            </w:pPr>
+            <w:r>
+              <w:t xml:space="preserve">0.133 (0.308)</w:t>
+            </w:r>
+          </w:p>
+        </w:tc>
+        <w:tc>
+          <w:tcPr/>
+          <w:p>
+            <w:pPr>
+              <w:pStyle w:val="Compact"/>
+            </w:pPr>
+            <w:r>
+              <w:t xml:space="preserve">-0.233 (0.304)</w:t>
             </w:r>
           </w:p>
         </w:tc>
@@ -426,62 +426,62 @@
               <w:pStyle w:val="Compact"/>
             </w:pPr>
             <w:r>
-              <w:t xml:space="preserve">-0.168</w:t>
-            </w:r>
-          </w:p>
-        </w:tc>
-        <w:tc>
-          <w:tcPr/>
-          <w:p>
-            <w:pPr>
-              <w:pStyle w:val="Compact"/>
-            </w:pPr>
-            <w:r>
-              <w:t xml:space="preserve">-0.507</w:t>
-            </w:r>
-          </w:p>
-        </w:tc>
-        <w:tc>
-          <w:tcPr/>
-          <w:p>
-            <w:pPr>
-              <w:pStyle w:val="Compact"/>
-            </w:pPr>
-            <w:r>
-              <w:t xml:space="preserve">-0.032</w:t>
-            </w:r>
-          </w:p>
-        </w:tc>
-        <w:tc>
-          <w:tcPr/>
-          <w:p>
-            <w:pPr>
-              <w:pStyle w:val="Compact"/>
-            </w:pPr>
-            <w:r>
-              <w:t xml:space="preserve">-0.049</w:t>
-            </w:r>
-          </w:p>
-        </w:tc>
-        <w:tc>
-          <w:tcPr/>
-          <w:p>
-            <w:pPr>
-              <w:pStyle w:val="Compact"/>
-            </w:pPr>
-            <w:r>
-              <w:t xml:space="preserve">0.165</w:t>
-            </w:r>
-          </w:p>
-        </w:tc>
-        <w:tc>
-          <w:tcPr/>
-          <w:p>
-            <w:pPr>
-              <w:pStyle w:val="Compact"/>
-            </w:pPr>
-            <w:r>
-              <w:t xml:space="preserve">0.254</w:t>
+              <w:t xml:space="preserve">1.573</w:t>
+            </w:r>
+          </w:p>
+        </w:tc>
+        <w:tc>
+          <w:tcPr/>
+          <w:p>
+            <w:pPr>
+              <w:pStyle w:val="Compact"/>
+            </w:pPr>
+            <w:r>
+              <w:t xml:space="preserve">-0.045</w:t>
+            </w:r>
+          </w:p>
+        </w:tc>
+        <w:tc>
+          <w:tcPr/>
+          <w:p>
+            <w:pPr>
+              <w:pStyle w:val="Compact"/>
+            </w:pPr>
+            <w:r>
+              <w:t xml:space="preserve">0.518</w:t>
+            </w:r>
+          </w:p>
+        </w:tc>
+        <w:tc>
+          <w:tcPr/>
+          <w:p>
+            <w:pPr>
+              <w:pStyle w:val="Compact"/>
+            </w:pPr>
+            <w:r>
+              <w:t xml:space="preserve">-0.113</w:t>
+            </w:r>
+          </w:p>
+        </w:tc>
+        <w:tc>
+          <w:tcPr/>
+          <w:p>
+            <w:pPr>
+              <w:pStyle w:val="Compact"/>
+            </w:pPr>
+            <w:r>
+              <w:t xml:space="preserve">0.281</w:t>
+            </w:r>
+          </w:p>
+        </w:tc>
+        <w:tc>
+          <w:tcPr/>
+          <w:p>
+            <w:pPr>
+              <w:pStyle w:val="Compact"/>
+            </w:pPr>
+            <w:r>
+              <w:t xml:space="preserve">0.931*</w:t>
             </w:r>
           </w:p>
         </w:tc>
@@ -502,62 +502,62 @@
               <w:pStyle w:val="Compact"/>
             </w:pPr>
             <w:r>
-              <w:t xml:space="preserve">-0.168 (1.531)</w:t>
-            </w:r>
-          </w:p>
-        </w:tc>
-        <w:tc>
-          <w:tcPr/>
-          <w:p>
-            <w:pPr>
-              <w:pStyle w:val="Compact"/>
-            </w:pPr>
-            <w:r>
-              <w:t xml:space="preserve">-0.507 (0.392)</w:t>
-            </w:r>
-          </w:p>
-        </w:tc>
-        <w:tc>
-          <w:tcPr/>
-          <w:p>
-            <w:pPr>
-              <w:pStyle w:val="Compact"/>
-            </w:pPr>
-            <w:r>
-              <w:t xml:space="preserve">-0.032 (0.371)</w:t>
-            </w:r>
-          </w:p>
-        </w:tc>
-        <w:tc>
-          <w:tcPr/>
-          <w:p>
-            <w:pPr>
-              <w:pStyle w:val="Compact"/>
-            </w:pPr>
-            <w:r>
-              <w:t xml:space="preserve">-0.049 (0.392)</w:t>
-            </w:r>
-          </w:p>
-        </w:tc>
-        <w:tc>
-          <w:tcPr/>
-          <w:p>
-            <w:pPr>
-              <w:pStyle w:val="Compact"/>
-            </w:pPr>
-            <w:r>
-              <w:t xml:space="preserve">0.165 (0.387)</w:t>
-            </w:r>
-          </w:p>
-        </w:tc>
-        <w:tc>
-          <w:tcPr/>
-          <w:p>
-            <w:pPr>
-              <w:pStyle w:val="Compact"/>
-            </w:pPr>
-            <w:r>
-              <w:t xml:space="preserve">0.254 (0.382)</w:t>
+              <w:t xml:space="preserve">1.573 (1.770)</w:t>
+            </w:r>
+          </w:p>
+        </w:tc>
+        <w:tc>
+          <w:tcPr/>
+          <w:p>
+            <w:pPr>
+              <w:pStyle w:val="Compact"/>
+            </w:pPr>
+            <w:r>
+              <w:t xml:space="preserve">-0.045 (0.460)</w:t>
+            </w:r>
+          </w:p>
+        </w:tc>
+        <w:tc>
+          <w:tcPr/>
+          <w:p>
+            <w:pPr>
+              <w:pStyle w:val="Compact"/>
+            </w:pPr>
+            <w:r>
+              <w:t xml:space="preserve">0.518 (0.385)</w:t>
+            </w:r>
+          </w:p>
+        </w:tc>
+        <w:tc>
+          <w:tcPr/>
+          <w:p>
+            <w:pPr>
+              <w:pStyle w:val="Compact"/>
+            </w:pPr>
+            <w:r>
+              <w:t xml:space="preserve">-0.113 (0.439)</w:t>
+            </w:r>
+          </w:p>
+        </w:tc>
+        <w:tc>
+          <w:tcPr/>
+          <w:p>
+            <w:pPr>
+              <w:pStyle w:val="Compact"/>
+            </w:pPr>
+            <w:r>
+              <w:t xml:space="preserve">0.281 (0.504)</w:t>
+            </w:r>
+          </w:p>
+        </w:tc>
+        <w:tc>
+          <w:tcPr/>
+          <w:p>
+            <w:pPr>
+              <w:pStyle w:val="Compact"/>
+            </w:pPr>
+            <w:r>
+              <w:t xml:space="preserve">0.931 (0.446)</w:t>
             </w:r>
           </w:p>
         </w:tc>
@@ -570,73 +570,73 @@
               <w:pStyle w:val="Compact"/>
             </w:pPr>
             <w:r>
-              <w:t xml:space="preserve">Flooding × VotedLokSabha2019MGB</w:t>
-            </w:r>
-          </w:p>
-        </w:tc>
-        <w:tc>
-          <w:tcPr/>
-          <w:p>
-            <w:pPr>
-              <w:pStyle w:val="Compact"/>
-            </w:pPr>
-            <w:r>
-              <w:t xml:space="preserve">-1.371</w:t>
-            </w:r>
-          </w:p>
-        </w:tc>
-        <w:tc>
-          <w:tcPr/>
-          <w:p>
-            <w:pPr>
-              <w:pStyle w:val="Compact"/>
-            </w:pPr>
-            <w:r>
-              <w:t xml:space="preserve">-0.032</w:t>
-            </w:r>
-          </w:p>
-        </w:tc>
-        <w:tc>
-          <w:tcPr/>
-          <w:p>
-            <w:pPr>
-              <w:pStyle w:val="Compact"/>
-            </w:pPr>
-            <w:r>
-              <w:t xml:space="preserve">-0.346</w:t>
-            </w:r>
-          </w:p>
-        </w:tc>
-        <w:tc>
-          <w:tcPr/>
-          <w:p>
-            <w:pPr>
-              <w:pStyle w:val="Compact"/>
-            </w:pPr>
-            <w:r>
-              <w:t xml:space="preserve">-0.262</w:t>
-            </w:r>
-          </w:p>
-        </w:tc>
-        <w:tc>
-          <w:tcPr/>
-          <w:p>
-            <w:pPr>
-              <w:pStyle w:val="Compact"/>
-            </w:pPr>
-            <w:r>
-              <w:t xml:space="preserve">-0.733</w:t>
-            </w:r>
-          </w:p>
-        </w:tc>
-        <w:tc>
-          <w:tcPr/>
-          <w:p>
-            <w:pPr>
-              <w:pStyle w:val="Compact"/>
-            </w:pPr>
-            <w:r>
-              <w:t xml:space="preserve">0.001</w:t>
+              <w:t xml:space="preserve">patna</w:t>
+            </w:r>
+          </w:p>
+        </w:tc>
+        <w:tc>
+          <w:tcPr/>
+          <w:p>
+            <w:pPr>
+              <w:pStyle w:val="Compact"/>
+            </w:pPr>
+            <w:r>
+              <w:t xml:space="preserve">-2.417+</w:t>
+            </w:r>
+          </w:p>
+        </w:tc>
+        <w:tc>
+          <w:tcPr/>
+          <w:p>
+            <w:pPr>
+              <w:pStyle w:val="Compact"/>
+            </w:pPr>
+            <w:r>
+              <w:t xml:space="preserve">-0.839**</w:t>
+            </w:r>
+          </w:p>
+        </w:tc>
+        <w:tc>
+          <w:tcPr/>
+          <w:p>
+            <w:pPr>
+              <w:pStyle w:val="Compact"/>
+            </w:pPr>
+            <w:r>
+              <w:t xml:space="preserve">-0.590*</w:t>
+            </w:r>
+          </w:p>
+        </w:tc>
+        <w:tc>
+          <w:tcPr/>
+          <w:p>
+            <w:pPr>
+              <w:pStyle w:val="Compact"/>
+            </w:pPr>
+            <w:r>
+              <w:t xml:space="preserve">-0.231</w:t>
+            </w:r>
+          </w:p>
+        </w:tc>
+        <w:tc>
+          <w:tcPr/>
+          <w:p>
+            <w:pPr>
+              <w:pStyle w:val="Compact"/>
+            </w:pPr>
+            <w:r>
+              <w:t xml:space="preserve">-0.304</w:t>
+            </w:r>
+          </w:p>
+        </w:tc>
+        <w:tc>
+          <w:tcPr/>
+          <w:p>
+            <w:pPr>
+              <w:pStyle w:val="Compact"/>
+            </w:pPr>
+            <w:r>
+              <w:t xml:space="preserve">-0.454</w:t>
             </w:r>
           </w:p>
         </w:tc>
@@ -657,62 +657,62 @@
               <w:pStyle w:val="Compact"/>
             </w:pPr>
             <w:r>
-              <w:t xml:space="preserve">-1.371 (2.099)</w:t>
-            </w:r>
-          </w:p>
-        </w:tc>
-        <w:tc>
-          <w:tcPr/>
-          <w:p>
-            <w:pPr>
-              <w:pStyle w:val="Compact"/>
-            </w:pPr>
-            <w:r>
-              <w:t xml:space="preserve">-0.032 (0.538)</w:t>
-            </w:r>
-          </w:p>
-        </w:tc>
-        <w:tc>
-          <w:tcPr/>
-          <w:p>
-            <w:pPr>
-              <w:pStyle w:val="Compact"/>
-            </w:pPr>
-            <w:r>
-              <w:t xml:space="preserve">-0.346 (0.509)</w:t>
-            </w:r>
-          </w:p>
-        </w:tc>
-        <w:tc>
-          <w:tcPr/>
-          <w:p>
-            <w:pPr>
-              <w:pStyle w:val="Compact"/>
-            </w:pPr>
-            <w:r>
-              <w:t xml:space="preserve">-0.262 (0.538)</w:t>
-            </w:r>
-          </w:p>
-        </w:tc>
-        <w:tc>
-          <w:tcPr/>
-          <w:p>
-            <w:pPr>
-              <w:pStyle w:val="Compact"/>
-            </w:pPr>
-            <w:r>
-              <w:t xml:space="preserve">-0.733 (0.530)</w:t>
-            </w:r>
-          </w:p>
-        </w:tc>
-        <w:tc>
-          <w:tcPr/>
-          <w:p>
-            <w:pPr>
-              <w:pStyle w:val="Compact"/>
-            </w:pPr>
-            <w:r>
-              <w:t xml:space="preserve">0.001 (0.524)</w:t>
+              <w:t xml:space="preserve">-2.417 (1.286)</w:t>
+            </w:r>
+          </w:p>
+        </w:tc>
+        <w:tc>
+          <w:tcPr/>
+          <w:p>
+            <w:pPr>
+              <w:pStyle w:val="Compact"/>
+            </w:pPr>
+            <w:r>
+              <w:t xml:space="preserve">-0.839 (0.313)</w:t>
+            </w:r>
+          </w:p>
+        </w:tc>
+        <w:tc>
+          <w:tcPr/>
+          <w:p>
+            <w:pPr>
+              <w:pStyle w:val="Compact"/>
+            </w:pPr>
+            <w:r>
+              <w:t xml:space="preserve">-0.590 (0.287)</w:t>
+            </w:r>
+          </w:p>
+        </w:tc>
+        <w:tc>
+          <w:tcPr/>
+          <w:p>
+            <w:pPr>
+              <w:pStyle w:val="Compact"/>
+            </w:pPr>
+            <w:r>
+              <w:t xml:space="preserve">-0.231 (0.316)</w:t>
+            </w:r>
+          </w:p>
+        </w:tc>
+        <w:tc>
+          <w:tcPr/>
+          <w:p>
+            <w:pPr>
+              <w:pStyle w:val="Compact"/>
+            </w:pPr>
+            <w:r>
+              <w:t xml:space="preserve">-0.304 (0.321)</w:t>
+            </w:r>
+          </w:p>
+        </w:tc>
+        <w:tc>
+          <w:tcPr/>
+          <w:p>
+            <w:pPr>
+              <w:pStyle w:val="Compact"/>
+            </w:pPr>
+            <w:r>
+              <w:t xml:space="preserve">-0.454 (0.303)</w:t>
             </w:r>
           </w:p>
         </w:tc>
@@ -725,73 +725,73 @@
               <w:pStyle w:val="Compact"/>
             </w:pPr>
             <w:r>
-              <w:t xml:space="preserve">Num.Obs.</w:t>
-            </w:r>
-          </w:p>
-        </w:tc>
-        <w:tc>
-          <w:tcPr/>
-          <w:p>
-            <w:pPr>
-              <w:pStyle w:val="Compact"/>
-            </w:pPr>
-            <w:r>
-              <w:t xml:space="preserve">317</w:t>
-            </w:r>
-          </w:p>
-        </w:tc>
-        <w:tc>
-          <w:tcPr/>
-          <w:p>
-            <w:pPr>
-              <w:pStyle w:val="Compact"/>
-            </w:pPr>
-            <w:r>
-              <w:t xml:space="preserve">317</w:t>
-            </w:r>
-          </w:p>
-        </w:tc>
-        <w:tc>
-          <w:tcPr/>
-          <w:p>
-            <w:pPr>
-              <w:pStyle w:val="Compact"/>
-            </w:pPr>
-            <w:r>
-              <w:t xml:space="preserve">317</w:t>
-            </w:r>
-          </w:p>
-        </w:tc>
-        <w:tc>
-          <w:tcPr/>
-          <w:p>
-            <w:pPr>
-              <w:pStyle w:val="Compact"/>
-            </w:pPr>
-            <w:r>
-              <w:t xml:space="preserve">317</w:t>
-            </w:r>
-          </w:p>
-        </w:tc>
-        <w:tc>
-          <w:tcPr/>
-          <w:p>
-            <w:pPr>
-              <w:pStyle w:val="Compact"/>
-            </w:pPr>
-            <w:r>
-              <w:t xml:space="preserve">317</w:t>
-            </w:r>
-          </w:p>
-        </w:tc>
-        <w:tc>
-          <w:tcPr/>
-          <w:p>
-            <w:pPr>
-              <w:pStyle w:val="Compact"/>
-            </w:pPr>
-            <w:r>
-              <w:t xml:space="preserve">317</w:t>
+              <w:t xml:space="preserve">Flooding × VotedLokSabha2019MGB</w:t>
+            </w:r>
+          </w:p>
+        </w:tc>
+        <w:tc>
+          <w:tcPr/>
+          <w:p>
+            <w:pPr>
+              <w:pStyle w:val="Compact"/>
+            </w:pPr>
+            <w:r>
+              <w:t xml:space="preserve">-3.113</w:t>
+            </w:r>
+          </w:p>
+        </w:tc>
+        <w:tc>
+          <w:tcPr/>
+          <w:p>
+            <w:pPr>
+              <w:pStyle w:val="Compact"/>
+            </w:pPr>
+            <w:r>
+              <w:t xml:space="preserve">-0.494</w:t>
+            </w:r>
+          </w:p>
+        </w:tc>
+        <w:tc>
+          <w:tcPr/>
+          <w:p>
+            <w:pPr>
+              <w:pStyle w:val="Compact"/>
+            </w:pPr>
+            <w:r>
+              <w:t xml:space="preserve">-0.897+</w:t>
+            </w:r>
+          </w:p>
+        </w:tc>
+        <w:tc>
+          <w:tcPr/>
+          <w:p>
+            <w:pPr>
+              <w:pStyle w:val="Compact"/>
+            </w:pPr>
+            <w:r>
+              <w:t xml:space="preserve">-0.198</w:t>
+            </w:r>
+          </w:p>
+        </w:tc>
+        <w:tc>
+          <w:tcPr/>
+          <w:p>
+            <w:pPr>
+              <w:pStyle w:val="Compact"/>
+            </w:pPr>
+            <w:r>
+              <w:t xml:space="preserve">-0.849</w:t>
+            </w:r>
+          </w:p>
+        </w:tc>
+        <w:tc>
+          <w:tcPr/>
+          <w:p>
+            <w:pPr>
+              <w:pStyle w:val="Compact"/>
+            </w:pPr>
+            <w:r>
+              <w:t xml:space="preserve">-0.676</w:t>
             </w:r>
           </w:p>
         </w:tc>
@@ -803,74 +803,71 @@
             <w:pPr>
               <w:pStyle w:val="Compact"/>
             </w:pPr>
-            <w:r>
-              <w:t xml:space="preserve">R2</w:t>
-            </w:r>
-          </w:p>
-        </w:tc>
-        <w:tc>
-          <w:tcPr/>
-          <w:p>
-            <w:pPr>
-              <w:pStyle w:val="Compact"/>
-            </w:pPr>
-            <w:r>
-              <w:t xml:space="preserve">0.008</w:t>
-            </w:r>
-          </w:p>
-        </w:tc>
-        <w:tc>
-          <w:tcPr/>
-          <w:p>
-            <w:pPr>
-              <w:pStyle w:val="Compact"/>
-            </w:pPr>
-            <w:r>
-              <w:t xml:space="preserve">0.032</w:t>
-            </w:r>
-          </w:p>
-        </w:tc>
-        <w:tc>
-          <w:tcPr/>
-          <w:p>
-            <w:pPr>
-              <w:pStyle w:val="Compact"/>
-            </w:pPr>
-            <w:r>
-              <w:t xml:space="preserve">0.009</w:t>
-            </w:r>
-          </w:p>
-        </w:tc>
-        <w:tc>
-          <w:tcPr/>
-          <w:p>
-            <w:pPr>
-              <w:pStyle w:val="Compact"/>
-            </w:pPr>
-            <w:r>
-              <w:t xml:space="preserve">0.005</w:t>
-            </w:r>
-          </w:p>
-        </w:tc>
-        <w:tc>
-          <w:tcPr/>
-          <w:p>
-            <w:pPr>
-              <w:pStyle w:val="Compact"/>
-            </w:pPr>
-            <w:r>
-              <w:t xml:space="preserve">0.009</w:t>
-            </w:r>
-          </w:p>
-        </w:tc>
-        <w:tc>
-          <w:tcPr/>
-          <w:p>
-            <w:pPr>
-              <w:pStyle w:val="Compact"/>
-            </w:pPr>
-            <w:r>
-              <w:t xml:space="preserve">0.004</w:t>
+          </w:p>
+        </w:tc>
+        <w:tc>
+          <w:tcPr/>
+          <w:p>
+            <w:pPr>
+              <w:pStyle w:val="Compact"/>
+            </w:pPr>
+            <w:r>
+              <w:t xml:space="preserve">-3.113 (2.438)</w:t>
+            </w:r>
+          </w:p>
+        </w:tc>
+        <w:tc>
+          <w:tcPr/>
+          <w:p>
+            <w:pPr>
+              <w:pStyle w:val="Compact"/>
+            </w:pPr>
+            <w:r>
+              <w:t xml:space="preserve">-0.494 (0.614)</w:t>
+            </w:r>
+          </w:p>
+        </w:tc>
+        <w:tc>
+          <w:tcPr/>
+          <w:p>
+            <w:pPr>
+              <w:pStyle w:val="Compact"/>
+            </w:pPr>
+            <w:r>
+              <w:t xml:space="preserve">-0.897 (0.537)</w:t>
+            </w:r>
+          </w:p>
+        </w:tc>
+        <w:tc>
+          <w:tcPr/>
+          <w:p>
+            <w:pPr>
+              <w:pStyle w:val="Compact"/>
+            </w:pPr>
+            <w:r>
+              <w:t xml:space="preserve">-0.198 (0.588)</w:t>
+            </w:r>
+          </w:p>
+        </w:tc>
+        <w:tc>
+          <w:tcPr/>
+          <w:p>
+            <w:pPr>
+              <w:pStyle w:val="Compact"/>
+            </w:pPr>
+            <w:r>
+              <w:t xml:space="preserve">-0.849 (0.657)</w:t>
+            </w:r>
+          </w:p>
+        </w:tc>
+        <w:tc>
+          <w:tcPr/>
+          <w:p>
+            <w:pPr>
+              <w:pStyle w:val="Compact"/>
+            </w:pPr>
+            <w:r>
+              <w:t xml:space="preserve">-0.676 (0.616)</w:t>
             </w:r>
           </w:p>
         </w:tc>
@@ -883,73 +880,73 @@
               <w:pStyle w:val="Compact"/>
             </w:pPr>
             <w:r>
-              <w:t xml:space="preserve">R2 Adj.</w:t>
-            </w:r>
-          </w:p>
-        </w:tc>
-        <w:tc>
-          <w:tcPr/>
-          <w:p>
-            <w:pPr>
-              <w:pStyle w:val="Compact"/>
-            </w:pPr>
-            <w:r>
-              <w:t xml:space="preserve">-0.001</w:t>
-            </w:r>
-          </w:p>
-        </w:tc>
-        <w:tc>
-          <w:tcPr/>
-          <w:p>
-            <w:pPr>
-              <w:pStyle w:val="Compact"/>
-            </w:pPr>
-            <w:r>
-              <w:t xml:space="preserve">0.022</w:t>
-            </w:r>
-          </w:p>
-        </w:tc>
-        <w:tc>
-          <w:tcPr/>
-          <w:p>
-            <w:pPr>
-              <w:pStyle w:val="Compact"/>
-            </w:pPr>
-            <w:r>
-              <w:t xml:space="preserve">-0.001</w:t>
-            </w:r>
-          </w:p>
-        </w:tc>
-        <w:tc>
-          <w:tcPr/>
-          <w:p>
-            <w:pPr>
-              <w:pStyle w:val="Compact"/>
-            </w:pPr>
-            <w:r>
-              <w:t xml:space="preserve">-0.004</w:t>
-            </w:r>
-          </w:p>
-        </w:tc>
-        <w:tc>
-          <w:tcPr/>
-          <w:p>
-            <w:pPr>
-              <w:pStyle w:val="Compact"/>
-            </w:pPr>
-            <w:r>
-              <w:t xml:space="preserve">-0.000</w:t>
-            </w:r>
-          </w:p>
-        </w:tc>
-        <w:tc>
-          <w:tcPr/>
-          <w:p>
-            <w:pPr>
-              <w:pStyle w:val="Compact"/>
-            </w:pPr>
-            <w:r>
-              <w:t xml:space="preserve">-0.006</w:t>
+              <w:t xml:space="preserve">Num.Obs.</w:t>
+            </w:r>
+          </w:p>
+        </w:tc>
+        <w:tc>
+          <w:tcPr/>
+          <w:p>
+            <w:pPr>
+              <w:pStyle w:val="Compact"/>
+            </w:pPr>
+            <w:r>
+              <w:t xml:space="preserve">312</w:t>
+            </w:r>
+          </w:p>
+        </w:tc>
+        <w:tc>
+          <w:tcPr/>
+          <w:p>
+            <w:pPr>
+              <w:pStyle w:val="Compact"/>
+            </w:pPr>
+            <w:r>
+              <w:t xml:space="preserve">312</w:t>
+            </w:r>
+          </w:p>
+        </w:tc>
+        <w:tc>
+          <w:tcPr/>
+          <w:p>
+            <w:pPr>
+              <w:pStyle w:val="Compact"/>
+            </w:pPr>
+            <w:r>
+              <w:t xml:space="preserve">312</w:t>
+            </w:r>
+          </w:p>
+        </w:tc>
+        <w:tc>
+          <w:tcPr/>
+          <w:p>
+            <w:pPr>
+              <w:pStyle w:val="Compact"/>
+            </w:pPr>
+            <w:r>
+              <w:t xml:space="preserve">312</w:t>
+            </w:r>
+          </w:p>
+        </w:tc>
+        <w:tc>
+          <w:tcPr/>
+          <w:p>
+            <w:pPr>
+              <w:pStyle w:val="Compact"/>
+            </w:pPr>
+            <w:r>
+              <w:t xml:space="preserve">312</w:t>
+            </w:r>
+          </w:p>
+        </w:tc>
+        <w:tc>
+          <w:tcPr/>
+          <w:p>
+            <w:pPr>
+              <w:pStyle w:val="Compact"/>
+            </w:pPr>
+            <w:r>
+              <w:t xml:space="preserve">312</w:t>
             </w:r>
           </w:p>
         </w:tc>
@@ -962,73 +959,73 @@
               <w:pStyle w:val="Compact"/>
             </w:pPr>
             <w:r>
-              <w:t xml:space="preserve">AIC</w:t>
-            </w:r>
-          </w:p>
-        </w:tc>
-        <w:tc>
-          <w:tcPr/>
-          <w:p>
-            <w:pPr>
-              <w:pStyle w:val="Compact"/>
-            </w:pPr>
-            <w:r>
-              <w:t xml:space="preserve">2202.0</w:t>
-            </w:r>
-          </w:p>
-        </w:tc>
-        <w:tc>
-          <w:tcPr/>
-          <w:p>
-            <w:pPr>
-              <w:pStyle w:val="Compact"/>
-            </w:pPr>
-            <w:r>
-              <w:t xml:space="preserve">1338.5</w:t>
-            </w:r>
-          </w:p>
-        </w:tc>
-        <w:tc>
-          <w:tcPr/>
-          <w:p>
-            <w:pPr>
-              <w:pStyle w:val="Compact"/>
-            </w:pPr>
-            <w:r>
-              <w:t xml:space="preserve">1303.6</w:t>
-            </w:r>
-          </w:p>
-        </w:tc>
-        <w:tc>
-          <w:tcPr/>
-          <w:p>
-            <w:pPr>
-              <w:pStyle w:val="Compact"/>
-            </w:pPr>
-            <w:r>
-              <w:t xml:space="preserve">1338.9</w:t>
-            </w:r>
-          </w:p>
-        </w:tc>
-        <w:tc>
-          <w:tcPr/>
-          <w:p>
-            <w:pPr>
-              <w:pStyle w:val="Compact"/>
-            </w:pPr>
-            <w:r>
-              <w:t xml:space="preserve">1329.9</w:t>
-            </w:r>
-          </w:p>
-        </w:tc>
-        <w:tc>
-          <w:tcPr/>
-          <w:p>
-            <w:pPr>
-              <w:pStyle w:val="Compact"/>
-            </w:pPr>
-            <w:r>
-              <w:t xml:space="preserve">1322.3</w:t>
+              <w:t xml:space="preserve">R2</w:t>
+            </w:r>
+          </w:p>
+        </w:tc>
+        <w:tc>
+          <w:tcPr/>
+          <w:p>
+            <w:pPr>
+              <w:pStyle w:val="Compact"/>
+            </w:pPr>
+            <w:r>
+              <w:t xml:space="preserve">0.023</w:t>
+            </w:r>
+          </w:p>
+        </w:tc>
+        <w:tc>
+          <w:tcPr/>
+          <w:p>
+            <w:pPr>
+              <w:pStyle w:val="Compact"/>
+            </w:pPr>
+            <w:r>
+              <w:t xml:space="preserve">0.052</w:t>
+            </w:r>
+          </w:p>
+        </w:tc>
+        <w:tc>
+          <w:tcPr/>
+          <w:p>
+            <w:pPr>
+              <w:pStyle w:val="Compact"/>
+            </w:pPr>
+            <w:r>
+              <w:t xml:space="preserve">0.027</w:t>
+            </w:r>
+          </w:p>
+        </w:tc>
+        <w:tc>
+          <w:tcPr/>
+          <w:p>
+            <w:pPr>
+              <w:pStyle w:val="Compact"/>
+            </w:pPr>
+            <w:r>
+              <w:t xml:space="preserve">0.006</w:t>
+            </w:r>
+          </w:p>
+        </w:tc>
+        <w:tc>
+          <w:tcPr/>
+          <w:p>
+            <w:pPr>
+              <w:pStyle w:val="Compact"/>
+            </w:pPr>
+            <w:r>
+              <w:t xml:space="preserve">0.013</w:t>
+            </w:r>
+          </w:p>
+        </w:tc>
+        <w:tc>
+          <w:tcPr/>
+          <w:p>
+            <w:pPr>
+              <w:pStyle w:val="Compact"/>
+            </w:pPr>
+            <w:r>
+              <w:t xml:space="preserve">0.023</w:t>
             </w:r>
           </w:p>
         </w:tc>
@@ -1041,73 +1038,73 @@
               <w:pStyle w:val="Compact"/>
             </w:pPr>
             <w:r>
-              <w:t xml:space="preserve">BIC</w:t>
-            </w:r>
-          </w:p>
-        </w:tc>
-        <w:tc>
-          <w:tcPr/>
-          <w:p>
-            <w:pPr>
-              <w:pStyle w:val="Compact"/>
-            </w:pPr>
-            <w:r>
-              <w:t xml:space="preserve">2220.8</w:t>
-            </w:r>
-          </w:p>
-        </w:tc>
-        <w:tc>
-          <w:tcPr/>
-          <w:p>
-            <w:pPr>
-              <w:pStyle w:val="Compact"/>
-            </w:pPr>
-            <w:r>
-              <w:t xml:space="preserve">1357.3</w:t>
-            </w:r>
-          </w:p>
-        </w:tc>
-        <w:tc>
-          <w:tcPr/>
-          <w:p>
-            <w:pPr>
-              <w:pStyle w:val="Compact"/>
-            </w:pPr>
-            <w:r>
-              <w:t xml:space="preserve">1322.4</w:t>
-            </w:r>
-          </w:p>
-        </w:tc>
-        <w:tc>
-          <w:tcPr/>
-          <w:p>
-            <w:pPr>
-              <w:pStyle w:val="Compact"/>
-            </w:pPr>
-            <w:r>
-              <w:t xml:space="preserve">1357.7</w:t>
-            </w:r>
-          </w:p>
-        </w:tc>
-        <w:tc>
-          <w:tcPr/>
-          <w:p>
-            <w:pPr>
-              <w:pStyle w:val="Compact"/>
-            </w:pPr>
-            <w:r>
-              <w:t xml:space="preserve">1348.7</w:t>
-            </w:r>
-          </w:p>
-        </w:tc>
-        <w:tc>
-          <w:tcPr/>
-          <w:p>
-            <w:pPr>
-              <w:pStyle w:val="Compact"/>
-            </w:pPr>
-            <w:r>
-              <w:t xml:space="preserve">1341.1</w:t>
+              <w:t xml:space="preserve">R2 Adj.</w:t>
+            </w:r>
+          </w:p>
+        </w:tc>
+        <w:tc>
+          <w:tcPr/>
+          <w:p>
+            <w:pPr>
+              <w:pStyle w:val="Compact"/>
+            </w:pPr>
+            <w:r>
+              <w:t xml:space="preserve">0.010</w:t>
+            </w:r>
+          </w:p>
+        </w:tc>
+        <w:tc>
+          <w:tcPr/>
+          <w:p>
+            <w:pPr>
+              <w:pStyle w:val="Compact"/>
+            </w:pPr>
+            <w:r>
+              <w:t xml:space="preserve">0.040</w:t>
+            </w:r>
+          </w:p>
+        </w:tc>
+        <w:tc>
+          <w:tcPr/>
+          <w:p>
+            <w:pPr>
+              <w:pStyle w:val="Compact"/>
+            </w:pPr>
+            <w:r>
+              <w:t xml:space="preserve">0.015</w:t>
+            </w:r>
+          </w:p>
+        </w:tc>
+        <w:tc>
+          <w:tcPr/>
+          <w:p>
+            <w:pPr>
+              <w:pStyle w:val="Compact"/>
+            </w:pPr>
+            <w:r>
+              <w:t xml:space="preserve">-0.007</w:t>
+            </w:r>
+          </w:p>
+        </w:tc>
+        <w:tc>
+          <w:tcPr/>
+          <w:p>
+            <w:pPr>
+              <w:pStyle w:val="Compact"/>
+            </w:pPr>
+            <w:r>
+              <w:t xml:space="preserve">-0.000</w:t>
+            </w:r>
+          </w:p>
+        </w:tc>
+        <w:tc>
+          <w:tcPr/>
+          <w:p>
+            <w:pPr>
+              <w:pStyle w:val="Compact"/>
+            </w:pPr>
+            <w:r>
+              <w:t xml:space="preserve">0.010</w:t>
             </w:r>
           </w:p>
         </w:tc>
@@ -1120,73 +1117,73 @@
               <w:pStyle w:val="Compact"/>
             </w:pPr>
             <w:r>
-              <w:t xml:space="preserve">Log.Lik.</w:t>
-            </w:r>
-          </w:p>
-        </w:tc>
-        <w:tc>
-          <w:tcPr/>
-          <w:p>
-            <w:pPr>
-              <w:pStyle w:val="Compact"/>
-            </w:pPr>
-            <w:r>
-              <w:t xml:space="preserve">-1096.019</w:t>
-            </w:r>
-          </w:p>
-        </w:tc>
-        <w:tc>
-          <w:tcPr/>
-          <w:p>
-            <w:pPr>
-              <w:pStyle w:val="Compact"/>
-            </w:pPr>
-            <w:r>
-              <w:t xml:space="preserve">-664.264</w:t>
-            </w:r>
-          </w:p>
-        </w:tc>
-        <w:tc>
-          <w:tcPr/>
-          <w:p>
-            <w:pPr>
-              <w:pStyle w:val="Compact"/>
-            </w:pPr>
-            <w:r>
-              <w:t xml:space="preserve">-646.815</w:t>
-            </w:r>
-          </w:p>
-        </w:tc>
-        <w:tc>
-          <w:tcPr/>
-          <w:p>
-            <w:pPr>
-              <w:pStyle w:val="Compact"/>
-            </w:pPr>
-            <w:r>
-              <w:t xml:space="preserve">-664.431</w:t>
-            </w:r>
-          </w:p>
-        </w:tc>
-        <w:tc>
-          <w:tcPr/>
-          <w:p>
-            <w:pPr>
-              <w:pStyle w:val="Compact"/>
-            </w:pPr>
-            <w:r>
-              <w:t xml:space="preserve">-659.931</w:t>
-            </w:r>
-          </w:p>
-        </w:tc>
-        <w:tc>
-          <w:tcPr/>
-          <w:p>
-            <w:pPr>
-              <w:pStyle w:val="Compact"/>
-            </w:pPr>
-            <w:r>
-              <w:t xml:space="preserve">-656.146</w:t>
+              <w:t xml:space="preserve">AIC</w:t>
+            </w:r>
+          </w:p>
+        </w:tc>
+        <w:tc>
+          <w:tcPr/>
+          <w:p>
+            <w:pPr>
+              <w:pStyle w:val="Compact"/>
+            </w:pPr>
+            <w:r>
+              <w:t xml:space="preserve">2172.1</w:t>
+            </w:r>
+          </w:p>
+        </w:tc>
+        <w:tc>
+          <w:tcPr/>
+          <w:p>
+            <w:pPr>
+              <w:pStyle w:val="Compact"/>
+            </w:pPr>
+            <w:r>
+              <w:t xml:space="preserve">1310.9</w:t>
+            </w:r>
+          </w:p>
+        </w:tc>
+        <w:tc>
+          <w:tcPr/>
+          <w:p>
+            <w:pPr>
+              <w:pStyle w:val="Compact"/>
+            </w:pPr>
+            <w:r>
+              <w:t xml:space="preserve">1274.0</w:t>
+            </w:r>
+          </w:p>
+        </w:tc>
+        <w:tc>
+          <w:tcPr/>
+          <w:p>
+            <w:pPr>
+              <w:pStyle w:val="Compact"/>
+            </w:pPr>
+            <w:r>
+              <w:t xml:space="preserve">1314.7</w:t>
+            </w:r>
+          </w:p>
+        </w:tc>
+        <w:tc>
+          <w:tcPr/>
+          <w:p>
+            <w:pPr>
+              <w:pStyle w:val="Compact"/>
+            </w:pPr>
+            <w:r>
+              <w:t xml:space="preserve">1320.0</w:t>
+            </w:r>
+          </w:p>
+        </w:tc>
+        <w:tc>
+          <w:tcPr/>
+          <w:p>
+            <w:pPr>
+              <w:pStyle w:val="Compact"/>
+            </w:pPr>
+            <w:r>
+              <w:t xml:space="preserve">1307.0</w:t>
             </w:r>
           </w:p>
         </w:tc>
@@ -1199,6 +1196,85 @@
               <w:pStyle w:val="Compact"/>
             </w:pPr>
             <w:r>
+              <w:t xml:space="preserve">BIC</w:t>
+            </w:r>
+          </w:p>
+        </w:tc>
+        <w:tc>
+          <w:tcPr/>
+          <w:p>
+            <w:pPr>
+              <w:pStyle w:val="Compact"/>
+            </w:pPr>
+            <w:r>
+              <w:t xml:space="preserve">2194.5</w:t>
+            </w:r>
+          </w:p>
+        </w:tc>
+        <w:tc>
+          <w:tcPr/>
+          <w:p>
+            <w:pPr>
+              <w:pStyle w:val="Compact"/>
+            </w:pPr>
+            <w:r>
+              <w:t xml:space="preserve">1333.4</w:t>
+            </w:r>
+          </w:p>
+        </w:tc>
+        <w:tc>
+          <w:tcPr/>
+          <w:p>
+            <w:pPr>
+              <w:pStyle w:val="Compact"/>
+            </w:pPr>
+            <w:r>
+              <w:t xml:space="preserve">1296.5</w:t>
+            </w:r>
+          </w:p>
+        </w:tc>
+        <w:tc>
+          <w:tcPr/>
+          <w:p>
+            <w:pPr>
+              <w:pStyle w:val="Compact"/>
+            </w:pPr>
+            <w:r>
+              <w:t xml:space="preserve">1337.1</w:t>
+            </w:r>
+          </w:p>
+        </w:tc>
+        <w:tc>
+          <w:tcPr/>
+          <w:p>
+            <w:pPr>
+              <w:pStyle w:val="Compact"/>
+            </w:pPr>
+            <w:r>
+              <w:t xml:space="preserve">1342.4</w:t>
+            </w:r>
+          </w:p>
+        </w:tc>
+        <w:tc>
+          <w:tcPr/>
+          <w:p>
+            <w:pPr>
+              <w:pStyle w:val="Compact"/>
+            </w:pPr>
+            <w:r>
+              <w:t xml:space="preserve">1329.4</w:t>
+            </w:r>
+          </w:p>
+        </w:tc>
+      </w:tr>
+      <w:tr>
+        <w:tc>
+          <w:tcPr/>
+          <w:p>
+            <w:pPr>
+              <w:pStyle w:val="Compact"/>
+            </w:pPr>
+            <w:r>
               <w:t xml:space="preserve">RMSE</w:t>
             </w:r>
           </w:p>
@@ -1210,7 +1286,40 @@
               <w:pStyle w:val="Compact"/>
             </w:pPr>
             <w:r>
-              <w:t xml:space="preserve">7.68</w:t>
+              <w:t xml:space="preserve">7.71</w:t>
+            </w:r>
+          </w:p>
+        </w:tc>
+        <w:tc>
+          <w:tcPr/>
+          <w:p>
+            <w:pPr>
+              <w:pStyle w:val="Compact"/>
+            </w:pPr>
+            <w:r>
+              <w:t xml:space="preserve">1.94</w:t>
+            </w:r>
+          </w:p>
+        </w:tc>
+        <w:tc>
+          <w:tcPr/>
+          <w:p>
+            <w:pPr>
+              <w:pStyle w:val="Compact"/>
+            </w:pPr>
+            <w:r>
+              <w:t xml:space="preserve">1.83</w:t>
+            </w:r>
+          </w:p>
+        </w:tc>
+        <w:tc>
+          <w:tcPr/>
+          <w:p>
+            <w:pPr>
+              <w:pStyle w:val="Compact"/>
+            </w:pPr>
+            <w:r>
+              <w:t xml:space="preserve">1.95</w:t>
             </w:r>
           </w:p>
         </w:tc>
@@ -1232,40 +1341,7 @@
               <w:pStyle w:val="Compact"/>
             </w:pPr>
             <w:r>
-              <w:t xml:space="preserve">1.86</w:t>
-            </w:r>
-          </w:p>
-        </w:tc>
-        <w:tc>
-          <w:tcPr/>
-          <w:p>
-            <w:pPr>
-              <w:pStyle w:val="Compact"/>
-            </w:pPr>
-            <w:r>
-              <w:t xml:space="preserve">1.97</w:t>
-            </w:r>
-          </w:p>
-        </w:tc>
-        <w:tc>
-          <w:tcPr/>
-          <w:p>
-            <w:pPr>
-              <w:pStyle w:val="Compact"/>
-            </w:pPr>
-            <w:r>
-              <w:t xml:space="preserve">1.94</w:t>
-            </w:r>
-          </w:p>
-        </w:tc>
-        <w:tc>
-          <w:tcPr/>
-          <w:p>
-            <w:pPr>
-              <w:pStyle w:val="Compact"/>
-            </w:pPr>
-            <w:r>
-              <w:t xml:space="preserve">1.92</w:t>
+              <w:t xml:space="preserve">1.93</w:t>
             </w:r>
           </w:p>
         </w:tc>
@@ -1290,7 +1366,11 @@
         </w:tc>
       </w:tr>
     </w:tbl>
-    <w:sectPr/>
+    <w:sectPr>
+      <w:footnotePr>
+        <w:numRestart w:val="eachSect"/>
+      </w:footnotePr>
+    </w:sectPr>
   </w:body>
 </w:document>
 </file>
@@ -1568,8 +1648,6 @@
     </w:pPr>
     <w:rPr>
       <w:rFonts w:asciiTheme="majorHAnsi" w:cstheme="majorBidi" w:eastAsiaTheme="majorEastAsia" w:hAnsiTheme="majorHAnsi"/>
-      <w:spacing w:val="-10"/>
-      <w:kern w:val="28"/>
       <w:sz w:val="56"/>
       <w:szCs w:val="56"/>
     </w:rPr>
@@ -1582,8 +1660,6 @@
     <w:rsid w:val="00A10FD9"/>
     <w:rPr>
       <w:rFonts w:asciiTheme="majorHAnsi" w:cstheme="majorBidi" w:eastAsiaTheme="majorEastAsia" w:hAnsiTheme="majorHAnsi"/>
-      <w:spacing w:val="-10"/>
-      <w:kern w:val="28"/>
       <w:sz w:val="56"/>
       <w:szCs w:val="56"/>
     </w:rPr>
@@ -1624,23 +1700,31 @@
   </w:style>
   <w:style w:customStyle="1" w:styleId="Author" w:type="paragraph">
     <w:name w:val="Author"/>
+    <w:basedOn w:val="Title"/>
     <w:next w:val="BodyText"/>
     <w:qFormat/>
     <w:pPr>
       <w:keepNext/>
       <w:keepLines/>
-      <w:jc w:val="center"/>
     </w:pPr>
+    <w:rPr>
+      <w:sz w:val="24"/>
+      <w:szCs w:val="24"/>
+    </w:rPr>
   </w:style>
   <w:style w:styleId="Date" w:type="paragraph">
     <w:name w:val="Date"/>
+    <w:basedOn w:val="Title"/>
     <w:next w:val="BodyText"/>
     <w:qFormat/>
     <w:pPr>
       <w:keepNext/>
       <w:keepLines/>
-      <w:jc w:val="center"/>
     </w:pPr>
+    <w:rPr>
+      <w:sz w:val="24"/>
+      <w:szCs w:val="24"/>
+    </w:rPr>
   </w:style>
   <w:style w:customStyle="1" w:styleId="AbstractTitle" w:type="paragraph">
     <w:name w:val="Abstract Title"/>
